--- a/tracked_scripts/u1/m11/lesson/Module 11 - Unedited Script.docx
+++ b/tracked_scripts/u1/m11/lesson/Module 11 - Unedited Script.docx
@@ -161,6 +161,48 @@
     </w:p>
     <w:p>
       <w:pPr>
+        <w:spacing w:before="120" w:after="40"/>
+      </w:pPr>
+      <w:r>
+        <w:rPr>
+          <w:rFonts w:ascii="Calibri" w:hAnsi="Calibri"/>
+          <w:b/>
+          <w:i w:val="0"/>
+        </w:rPr>
+        <w:t xml:space="preserve">Building From: </w:t>
+      </w:r>
+      <w:r>
+        <w:rPr>
+          <w:rFonts w:ascii="Calibri" w:hAnsi="Calibri"/>
+          <w:b w:val="0"/>
+          <w:i w:val="0"/>
+        </w:rPr>
+        <w:t>Students can build complete multiplication equations with unknowns in any position, using diverse contexts (bags, rows, stacks, groups). They understand = means "same value as" and can write equations in both orientations (3 × 4 = 12 AND 12 = 3 × 4). They have computational fluency with 2s, 5s, and 10s and can reason about broader factor ranges using Equal Groups with Pictures. M10's Synthesis closure previewed M11: *"Next time, you'll see equal groups arranged in a new way"* with a visual teaser showing dots in rows and columns. The word "array" was NOT used. That's M11's job to introduce.</w:t>
+      </w:r>
+    </w:p>
+    <w:p>
+      <w:pPr>
+        <w:spacing w:before="40" w:after="40"/>
+      </w:pPr>
+      <w:r>
+        <w:rPr>
+          <w:rFonts w:ascii="Calibri" w:hAnsi="Calibri"/>
+          <w:b/>
+          <w:i w:val="0"/>
+        </w:rPr>
+        <w:t xml:space="preserve">Building Toward: </w:t>
+      </w:r>
+      <w:r>
+        <w:rPr>
+          <w:rFonts w:ascii="Calibri" w:hAnsi="Calibri"/>
+          <w:b w:val="0"/>
+          <w:i w:val="0"/>
+        </w:rPr>
+        <w:t>M11 established that the same array produces two different expressions (3 × 4 and 4 × 3). M12 asks the inevitable question: "Do they give the SAME answer?" M12 uses arrays to PROVE the commutative property, that a × b = b × a, through rotation animation (a 3×4 array rotated 90° becomes a 4×3 array with the same items) and side-by-side comparison. M11's dual interpretation is the foundation; M12's proof is the payoff. Without M11's clear establishment that rows ≠ columns but both are valid descriptions, M12 has nothing to prove equivalent. ---</w:t>
+      </w:r>
+    </w:p>
+    <w:p>
+      <w:pPr>
         <w:spacing w:before="160" w:after="0"/>
       </w:pPr>
     </w:p>
@@ -275,7 +317,7 @@
           <w:b/>
           <w:i w:val="0"/>
         </w:rPr>
-        <w:t xml:space="preserve">• Options:  </w:t>
+        <w:t xml:space="preserve">• Answer option (optional):  </w:t>
       </w:r>
       <w:r>
         <w:rPr>
@@ -285,7 +327,7 @@
           <w:color w:val="6E6E6E"/>
           <w:sz w:val="19"/>
         </w:rPr>
-        <w:t>The available answer choices</w:t>
+        <w:t>The available answer choice, nested under Prompt</w:t>
       </w:r>
     </w:p>
     <w:p>
@@ -426,9 +468,7 @@
         <w:rPr>
           <w:rFonts w:ascii="Calibri" w:hAnsi="Calibri"/>
           <w:b/>
-          <w:i/>
-          <w:color w:val="6E6E6E"/>
-          <w:sz w:val="19"/>
+          <w:i w:val="0"/>
         </w:rPr>
         <w:t xml:space="preserve">Visual: </w:t>
       </w:r>
@@ -436,9 +476,7 @@
         <w:rPr>
           <w:rFonts w:ascii="Calibri" w:hAnsi="Calibri"/>
           <w:b w:val="0"/>
-          <w:i/>
-          <w:color w:val="6E6E6E"/>
-          <w:sz w:val="19"/>
+          <w:i w:val="0"/>
         </w:rPr>
         <w:t>Empty arrays build area appears.</w:t>
       </w:r>
@@ -452,9 +490,7 @@
         <w:rPr>
           <w:rFonts w:ascii="Calibri" w:hAnsi="Calibri"/>
           <w:b/>
-          <w:i/>
-          <w:color w:val="6E6E6E"/>
-          <w:sz w:val="19"/>
+          <w:i w:val="0"/>
         </w:rPr>
         <w:t xml:space="preserve">Visual: </w:t>
       </w:r>
@@ -462,9 +498,7 @@
         <w:rPr>
           <w:rFonts w:ascii="Calibri" w:hAnsi="Calibri"/>
           <w:b w:val="0"/>
-          <w:i/>
-          <w:color w:val="6E6E6E"/>
-          <w:sz w:val="19"/>
+          <w:i w:val="0"/>
         </w:rPr>
         <w:t>Row builder panel appears at bottom. Row +/- active. Items per Row +/- dimmed.</w:t>
       </w:r>
@@ -537,7 +571,21 @@
     </w:p>
     <w:p>
       <w:pPr>
-        <w:spacing w:before="60" w:after="20"/>
+        <w:spacing w:before="80" w:after="40"/>
+        <w:ind w:left="0"/>
+      </w:pPr>
+      <w:r>
+        <w:rPr>
+          <w:rFonts w:ascii="Calibri" w:hAnsi="Calibri"/>
+          <w:b/>
+          <w:i w:val="0"/>
+        </w:rPr>
+        <w:t>Based on student response:</w:t>
+      </w:r>
+    </w:p>
+    <w:p>
+      <w:pPr>
+        <w:spacing w:before="40" w:after="20"/>
         <w:ind w:left="0"/>
       </w:pPr>
       <w:r>
@@ -567,9 +615,7 @@
         <w:rPr>
           <w:rFonts w:ascii="Calibri" w:hAnsi="Calibri"/>
           <w:b/>
-          <w:i/>
-          <w:color w:val="6E6E6E"/>
-          <w:sz w:val="19"/>
+          <w:i w:val="0"/>
         </w:rPr>
         <w:t xml:space="preserve">Visual: </w:t>
       </w:r>
@@ -577,9 +623,7 @@
         <w:rPr>
           <w:rFonts w:ascii="Calibri" w:hAnsi="Calibri"/>
           <w:b w:val="0"/>
-          <w:i/>
-          <w:color w:val="6E6E6E"/>
-          <w:sz w:val="19"/>
+          <w:i w:val="0"/>
         </w:rPr>
         <w:t>Row +/- dims. Items per Row +/- activates.</w:t>
       </w:r>
@@ -608,8 +652,8 @@
     </w:p>
     <w:p>
       <w:pPr>
-        <w:spacing w:before="60" w:after="20"/>
-        <w:ind w:left="432"/>
+        <w:spacing w:before="40" w:after="20"/>
+        <w:ind w:left="0"/>
       </w:pPr>
       <w:r>
         <w:rPr>
@@ -632,7 +676,7 @@
     <w:p>
       <w:pPr>
         <w:spacing w:before="20" w:after="20"/>
-        <w:ind w:left="720"/>
+        <w:ind w:left="0"/>
       </w:pPr>
       <w:r>
         <w:rPr>
@@ -653,8 +697,8 @@
     </w:p>
     <w:p>
       <w:pPr>
-        <w:spacing w:before="60" w:after="20"/>
-        <w:ind w:left="432"/>
+        <w:spacing w:before="40" w:after="20"/>
+        <w:ind w:left="0"/>
       </w:pPr>
       <w:r>
         <w:rPr>
@@ -677,15 +721,13 @@
     <w:p>
       <w:pPr>
         <w:spacing w:before="20" w:after="20"/>
-        <w:ind w:left="720"/>
+        <w:ind w:left="0"/>
       </w:pPr>
       <w:r>
         <w:rPr>
           <w:rFonts w:ascii="Calibri" w:hAnsi="Calibri"/>
           <w:b/>
-          <w:i/>
-          <w:color w:val="6E6E6E"/>
-          <w:sz w:val="19"/>
+          <w:i w:val="0"/>
         </w:rPr>
         <w:t xml:space="preserve">Visual: </w:t>
       </w:r>
@@ -693,9 +735,7 @@
         <w:rPr>
           <w:rFonts w:ascii="Calibri" w:hAnsi="Calibri"/>
           <w:b w:val="0"/>
-          <w:i/>
-          <w:color w:val="6E6E6E"/>
-          <w:sz w:val="19"/>
+          <w:i w:val="0"/>
         </w:rPr>
         <w:t>Row button pulses to draw attention.</w:t>
       </w:r>
@@ -703,7 +743,7 @@
     <w:p>
       <w:pPr>
         <w:spacing w:before="20" w:after="20"/>
-        <w:ind w:left="720"/>
+        <w:ind w:left="0"/>
       </w:pPr>
       <w:r>
         <w:rPr>
@@ -724,8 +764,8 @@
     </w:p>
     <w:p>
       <w:pPr>
-        <w:spacing w:before="60" w:after="20"/>
-        <w:ind w:left="432"/>
+        <w:spacing w:before="40" w:after="20"/>
+        <w:ind w:left="0"/>
       </w:pPr>
       <w:r>
         <w:rPr>
@@ -748,15 +788,13 @@
     <w:p>
       <w:pPr>
         <w:spacing w:before="20" w:after="20"/>
-        <w:ind w:left="720"/>
+        <w:ind w:left="0"/>
       </w:pPr>
       <w:r>
         <w:rPr>
           <w:rFonts w:ascii="Calibri" w:hAnsi="Calibri"/>
           <w:b/>
-          <w:i/>
-          <w:color w:val="6E6E6E"/>
-          <w:sz w:val="19"/>
+          <w:i w:val="0"/>
         </w:rPr>
         <w:t xml:space="preserve">Visual: </w:t>
       </w:r>
@@ -764,9 +802,7 @@
         <w:rPr>
           <w:rFonts w:ascii="Calibri" w:hAnsi="Calibri"/>
           <w:b w:val="0"/>
-          <w:i/>
-          <w:color w:val="6E6E6E"/>
-          <w:sz w:val="19"/>
+          <w:i w:val="0"/>
         </w:rPr>
         <w:t>System adds rows one at a time until 4 empty row placeholders are visible.</w:t>
       </w:r>
@@ -774,7 +810,7 @@
     <w:p>
       <w:pPr>
         <w:spacing w:before="20" w:after="20"/>
-        <w:ind w:left="720"/>
+        <w:ind w:left="0"/>
       </w:pPr>
       <w:r>
         <w:rPr>
@@ -839,7 +875,21 @@
     </w:p>
     <w:p>
       <w:pPr>
-        <w:spacing w:before="60" w:after="20"/>
+        <w:spacing w:before="80" w:after="40"/>
+        <w:ind w:left="0"/>
+      </w:pPr>
+      <w:r>
+        <w:rPr>
+          <w:rFonts w:ascii="Calibri" w:hAnsi="Calibri"/>
+          <w:b/>
+          <w:i w:val="0"/>
+        </w:rPr>
+        <w:t>Based on student response:</w:t>
+      </w:r>
+    </w:p>
+    <w:p>
+      <w:pPr>
+        <w:spacing w:before="40" w:after="20"/>
         <w:ind w:left="0"/>
       </w:pPr>
       <w:r>
@@ -869,9 +919,7 @@
         <w:rPr>
           <w:rFonts w:ascii="Calibri" w:hAnsi="Calibri"/>
           <w:b/>
-          <w:i/>
-          <w:color w:val="6E6E6E"/>
-          <w:sz w:val="19"/>
+          <w:i w:val="0"/>
         </w:rPr>
         <w:t xml:space="preserve">Visual: </w:t>
       </w:r>
@@ -879,9 +927,7 @@
         <w:rPr>
           <w:rFonts w:ascii="Calibri" w:hAnsi="Calibri"/>
           <w:b w:val="0"/>
-          <w:i/>
-          <w:color w:val="6E6E6E"/>
-          <w:sz w:val="19"/>
+          <w:i w:val="0"/>
         </w:rPr>
         <w:t>Items per Row +/- dims.</w:t>
       </w:r>
@@ -910,8 +956,8 @@
     </w:p>
     <w:p>
       <w:pPr>
-        <w:spacing w:before="60" w:after="20"/>
-        <w:ind w:left="432"/>
+        <w:spacing w:before="40" w:after="20"/>
+        <w:ind w:left="0"/>
       </w:pPr>
       <w:r>
         <w:rPr>
@@ -934,7 +980,7 @@
     <w:p>
       <w:pPr>
         <w:spacing w:before="20" w:after="20"/>
-        <w:ind w:left="720"/>
+        <w:ind w:left="0"/>
       </w:pPr>
       <w:r>
         <w:rPr>
@@ -955,8 +1001,8 @@
     </w:p>
     <w:p>
       <w:pPr>
-        <w:spacing w:before="60" w:after="20"/>
-        <w:ind w:left="432"/>
+        <w:spacing w:before="40" w:after="20"/>
+        <w:ind w:left="0"/>
       </w:pPr>
       <w:r>
         <w:rPr>
@@ -979,15 +1025,13 @@
     <w:p>
       <w:pPr>
         <w:spacing w:before="20" w:after="20"/>
-        <w:ind w:left="720"/>
+        <w:ind w:left="0"/>
       </w:pPr>
       <w:r>
         <w:rPr>
           <w:rFonts w:ascii="Calibri" w:hAnsi="Calibri"/>
           <w:b/>
-          <w:i/>
-          <w:color w:val="6E6E6E"/>
-          <w:sz w:val="19"/>
+          <w:i w:val="0"/>
         </w:rPr>
         <w:t xml:space="preserve">Visual: </w:t>
       </w:r>
@@ -995,9 +1039,7 @@
         <w:rPr>
           <w:rFonts w:ascii="Calibri" w:hAnsi="Calibri"/>
           <w:b w:val="0"/>
-          <w:i/>
-          <w:color w:val="6E6E6E"/>
-          <w:sz w:val="19"/>
+          <w:i w:val="0"/>
         </w:rPr>
         <w:t>Items per Row button pulses to draw attention.</w:t>
       </w:r>
@@ -1005,7 +1047,7 @@
     <w:p>
       <w:pPr>
         <w:spacing w:before="20" w:after="20"/>
-        <w:ind w:left="720"/>
+        <w:ind w:left="0"/>
       </w:pPr>
       <w:r>
         <w:rPr>
@@ -1026,8 +1068,8 @@
     </w:p>
     <w:p>
       <w:pPr>
-        <w:spacing w:before="60" w:after="20"/>
-        <w:ind w:left="432"/>
+        <w:spacing w:before="40" w:after="20"/>
+        <w:ind w:left="0"/>
       </w:pPr>
       <w:r>
         <w:rPr>
@@ -1050,15 +1092,13 @@
     <w:p>
       <w:pPr>
         <w:spacing w:before="20" w:after="20"/>
-        <w:ind w:left="720"/>
+        <w:ind w:left="0"/>
       </w:pPr>
       <w:r>
         <w:rPr>
           <w:rFonts w:ascii="Calibri" w:hAnsi="Calibri"/>
           <w:b/>
-          <w:i/>
-          <w:color w:val="6E6E6E"/>
-          <w:sz w:val="19"/>
+          <w:i w:val="0"/>
         </w:rPr>
         <w:t xml:space="preserve">Visual: </w:t>
       </w:r>
@@ -1066,9 +1106,7 @@
         <w:rPr>
           <w:rFonts w:ascii="Calibri" w:hAnsi="Calibri"/>
           <w:b w:val="0"/>
-          <w:i/>
-          <w:color w:val="6E6E6E"/>
-          <w:sz w:val="19"/>
+          <w:i w:val="0"/>
         </w:rPr>
         <w:t>System adds dots one at a time to each row until every row has 6 dots. 24 dots total visible.</w:t>
       </w:r>
@@ -1076,7 +1114,7 @@
     <w:p>
       <w:pPr>
         <w:spacing w:before="20" w:after="20"/>
-        <w:ind w:left="720"/>
+        <w:ind w:left="0"/>
       </w:pPr>
       <w:r>
         <w:rPr>
@@ -1104,9 +1142,7 @@
         <w:rPr>
           <w:rFonts w:ascii="Calibri" w:hAnsi="Calibri"/>
           <w:b/>
-          <w:i/>
-          <w:color w:val="6E6E6E"/>
-          <w:sz w:val="19"/>
+          <w:i w:val="0"/>
         </w:rPr>
         <w:t xml:space="preserve">Visual: </w:t>
       </w:r>
@@ -1114,9 +1150,7 @@
         <w:rPr>
           <w:rFonts w:ascii="Calibri" w:hAnsi="Calibri"/>
           <w:b w:val="0"/>
-          <w:i/>
-          <w:color w:val="6E6E6E"/>
-          <w:sz w:val="19"/>
+          <w:i w:val="0"/>
         </w:rPr>
         <w:t>Row builder panel removes.</w:t>
       </w:r>
@@ -1130,9 +1164,7 @@
         <w:rPr>
           <w:rFonts w:ascii="Calibri" w:hAnsi="Calibri"/>
           <w:b/>
-          <w:i/>
-          <w:color w:val="6E6E6E"/>
-          <w:sz w:val="19"/>
+          <w:i w:val="0"/>
         </w:rPr>
         <w:t xml:space="preserve">Visual: </w:t>
       </w:r>
@@ -1140,9 +1172,7 @@
         <w:rPr>
           <w:rFonts w:ascii="Calibri" w:hAnsi="Calibri"/>
           <w:b w:val="0"/>
-          <w:i/>
-          <w:color w:val="6E6E6E"/>
-          <w:sz w:val="19"/>
+          <w:i w:val="0"/>
         </w:rPr>
         <w:t>Equation Builder appears. Equation mode: blank x blank = blank. Tile palette: 4, 5, 6, 10, 12, 20, 24, 28.</w:t>
       </w:r>
@@ -1215,7 +1245,21 @@
     </w:p>
     <w:p>
       <w:pPr>
-        <w:spacing w:before="60" w:after="20"/>
+        <w:spacing w:before="80" w:after="40"/>
+        <w:ind w:left="0"/>
+      </w:pPr>
+      <w:r>
+        <w:rPr>
+          <w:rFonts w:ascii="Calibri" w:hAnsi="Calibri"/>
+          <w:b/>
+          <w:i w:val="0"/>
+        </w:rPr>
+        <w:t>Based on student response:</w:t>
+      </w:r>
+    </w:p>
+    <w:p>
+      <w:pPr>
+        <w:spacing w:before="40" w:after="20"/>
         <w:ind w:left="0"/>
       </w:pPr>
       <w:r>
@@ -1260,8 +1304,8 @@
     </w:p>
     <w:p>
       <w:pPr>
-        <w:spacing w:before="60" w:after="20"/>
-        <w:ind w:left="432"/>
+        <w:spacing w:before="40" w:after="20"/>
+        <w:ind w:left="0"/>
       </w:pPr>
       <w:r>
         <w:rPr>
@@ -1284,7 +1328,7 @@
     <w:p>
       <w:pPr>
         <w:spacing w:before="20" w:after="20"/>
-        <w:ind w:left="720"/>
+        <w:ind w:left="0"/>
       </w:pPr>
       <w:r>
         <w:rPr>
@@ -1305,8 +1349,8 @@
     </w:p>
     <w:p>
       <w:pPr>
-        <w:spacing w:before="60" w:after="20"/>
-        <w:ind w:left="432"/>
+        <w:spacing w:before="40" w:after="20"/>
+        <w:ind w:left="0"/>
       </w:pPr>
       <w:r>
         <w:rPr>
@@ -1329,15 +1373,13 @@
     <w:p>
       <w:pPr>
         <w:spacing w:before="20" w:after="20"/>
-        <w:ind w:left="720"/>
+        <w:ind w:left="0"/>
       </w:pPr>
       <w:r>
         <w:rPr>
           <w:rFonts w:ascii="Calibri" w:hAnsi="Calibri"/>
           <w:b/>
-          <w:i/>
-          <w:color w:val="6E6E6E"/>
-          <w:sz w:val="19"/>
+          <w:i w:val="0"/>
         </w:rPr>
         <w:t xml:space="preserve">Visual: </w:t>
       </w:r>
@@ -1345,9 +1387,7 @@
         <w:rPr>
           <w:rFonts w:ascii="Calibri" w:hAnsi="Calibri"/>
           <w:b w:val="0"/>
-          <w:i/>
-          <w:color w:val="6E6E6E"/>
-          <w:sz w:val="19"/>
+          <w:i w:val="0"/>
         </w:rPr>
         <w:t>Array pulses. Rows and items per row highlight briefly.</w:t>
       </w:r>
@@ -1355,7 +1395,7 @@
     <w:p>
       <w:pPr>
         <w:spacing w:before="20" w:after="20"/>
-        <w:ind w:left="720"/>
+        <w:ind w:left="0"/>
       </w:pPr>
       <w:r>
         <w:rPr>
@@ -1376,8 +1416,8 @@
     </w:p>
     <w:p>
       <w:pPr>
-        <w:spacing w:before="60" w:after="20"/>
-        <w:ind w:left="432"/>
+        <w:spacing w:before="40" w:after="20"/>
+        <w:ind w:left="0"/>
       </w:pPr>
       <w:r>
         <w:rPr>
@@ -1400,15 +1440,13 @@
     <w:p>
       <w:pPr>
         <w:spacing w:before="20" w:after="20"/>
-        <w:ind w:left="720"/>
+        <w:ind w:left="0"/>
       </w:pPr>
       <w:r>
         <w:rPr>
           <w:rFonts w:ascii="Calibri" w:hAnsi="Calibri"/>
           <w:b/>
-          <w:i/>
-          <w:color w:val="6E6E6E"/>
-          <w:sz w:val="19"/>
+          <w:i w:val="0"/>
         </w:rPr>
         <w:t xml:space="preserve">Visual: </w:t>
       </w:r>
@@ -1416,9 +1454,7 @@
         <w:rPr>
           <w:rFonts w:ascii="Calibri" w:hAnsi="Calibri"/>
           <w:b w:val="0"/>
-          <w:i/>
-          <w:color w:val="6E6E6E"/>
-          <w:sz w:val="19"/>
+          <w:i w:val="0"/>
         </w:rPr>
         <w:t>System places tiles: 4 in first blank, 6 in second blank, 24 in third blank. Equation reads 4 x 6 = 24.</w:t>
       </w:r>
@@ -1426,7 +1462,7 @@
     <w:p>
       <w:pPr>
         <w:spacing w:before="20" w:after="20"/>
-        <w:ind w:left="720"/>
+        <w:ind w:left="0"/>
       </w:pPr>
       <w:r>
         <w:rPr>
